--- a/test/package-of-documents/Рейтинг на сайт D7.docx
+++ b/test/package-of-documents/Рейтинг на сайт D7.docx
@@ -77,7 +77,7 @@
           <w:sz w:val="28"/>
           <w:szCs w:val="28"/>
         </w:rPr>
-        <w:t>I</w:t>
+        <w:t>IІ</w:t>
       </w:r>
       <w:r>
         <w:rPr>
@@ -105,7 +105,7 @@
           <w:rFonts w:ascii="Times New Roman" w:hAnsi="Times New Roman"/>
           <w:sz w:val="28"/>
         </w:rPr>
-        <w:t>2025-2026</w:t>
+        <w:t>2024-2025</w:t>
       </w:r>
       <w:r>
         <w:rPr>
@@ -519,7 +519,7 @@
                 <w:rFonts w:ascii="Times New Roman" w:hAnsi="Times New Roman"/>
                 <w:sz w:val="28"/>
               </w:rPr>
-              <w:t>65,92</w:t>
+              <w:t>66,52</w:t>
             </w:r>
           </w:p>
         </w:tc>
@@ -614,7 +614,7 @@
                 <w:rFonts w:ascii="Times New Roman" w:hAnsi="Times New Roman"/>
                 <w:sz w:val="28"/>
               </w:rPr>
-              <w:t>Зінченко Богдан Романович</w:t>
+              <w:t>Остапчук Максим Олександрович</w:t>
             </w:r>
           </w:p>
         </w:tc>
@@ -640,7 +640,7 @@
                 <w:rFonts w:ascii="Times New Roman" w:hAnsi="Times New Roman"/>
                 <w:sz w:val="28"/>
               </w:rPr>
-              <w:t>61,58</w:t>
+              <w:t>63,00</w:t>
             </w:r>
           </w:p>
         </w:tc>
@@ -721,7 +721,7 @@
                 <w:rFonts w:ascii="Times New Roman" w:hAnsi="Times New Roman"/>
                 <w:sz w:val="28"/>
               </w:rPr>
-              <w:t>Остапчук Максим Олександрович</w:t>
+              <w:t>Зінченко Богдан Романович</w:t>
             </w:r>
           </w:p>
         </w:tc>
@@ -747,7 +747,7 @@
                 <w:rFonts w:ascii="Times New Roman" w:hAnsi="Times New Roman"/>
                 <w:sz w:val="28"/>
               </w:rPr>
-              <w:t>61,58</w:t>
+              <w:t>60,52</w:t>
             </w:r>
           </w:p>
         </w:tc>
@@ -828,7 +828,7 @@
                 <w:rFonts w:ascii="Times New Roman" w:hAnsi="Times New Roman"/>
                 <w:sz w:val="28"/>
               </w:rPr>
-              <w:t>Куліш Дарина Олегівна</w:t>
+              <w:t>Гаврилюк Маргарита Тимофіївна</w:t>
             </w:r>
           </w:p>
         </w:tc>
@@ -854,7 +854,7 @@
                 <w:rFonts w:ascii="Times New Roman" w:hAnsi="Times New Roman"/>
                 <w:sz w:val="28"/>
               </w:rPr>
-              <w:t>59,47</w:t>
+              <w:t>57,52</w:t>
             </w:r>
           </w:p>
         </w:tc>
@@ -935,7 +935,7 @@
                 <w:rFonts w:ascii="Times New Roman" w:hAnsi="Times New Roman"/>
                 <w:sz w:val="28"/>
               </w:rPr>
-              <w:t>Гаврилюк Маргарита Тимофіївна</w:t>
+              <w:t>Куліш Дарина Олегівна</w:t>
             </w:r>
           </w:p>
         </w:tc>
@@ -961,7 +961,7 @@
                 <w:rFonts w:ascii="Times New Roman" w:hAnsi="Times New Roman"/>
                 <w:sz w:val="28"/>
               </w:rPr>
-              <w:t>57,82</w:t>
+              <w:t>57,52</w:t>
             </w:r>
           </w:p>
         </w:tc>
@@ -1040,7 +1040,7 @@
                 <w:rFonts w:ascii="Times New Roman" w:hAnsi="Times New Roman"/>
                 <w:sz w:val="28"/>
               </w:rPr>
-              <w:t>Семенюк Марина Григорівна</w:t>
+              <w:t>Клименко Алла Михайлівна</w:t>
             </w:r>
           </w:p>
         </w:tc>
@@ -1065,7 +1065,7 @@
                 <w:rFonts w:ascii="Times New Roman" w:hAnsi="Times New Roman"/>
                 <w:sz w:val="28"/>
               </w:rPr>
-              <w:t>56,25</w:t>
+              <w:t>55,50</w:t>
             </w:r>
           </w:p>
         </w:tc>
@@ -1143,7 +1143,7 @@
                 <w:rFonts w:ascii="Times New Roman" w:hAnsi="Times New Roman"/>
                 <w:sz w:val="28"/>
               </w:rPr>
-              <w:t>Козаченко Роман Анатолійович</w:t>
+              <w:t>Семенюк Марина Григорівна</w:t>
             </w:r>
           </w:p>
         </w:tc>
@@ -1168,7 +1168,7 @@
                 <w:rFonts w:ascii="Times New Roman" w:hAnsi="Times New Roman"/>
                 <w:sz w:val="28"/>
               </w:rPr>
-              <w:t>55,20</w:t>
+              <w:t>55,50</w:t>
             </w:r>
           </w:p>
         </w:tc>
@@ -1246,7 +1246,7 @@
                 <w:rFonts w:ascii="Times New Roman" w:hAnsi="Times New Roman"/>
                 <w:sz w:val="28"/>
               </w:rPr>
-              <w:t>Клименко Алла Михайлівна</w:t>
+              <w:t>Козаченко Роман Анатолійович</w:t>
             </w:r>
           </w:p>
         </w:tc>
@@ -1271,7 +1271,7 @@
                 <w:rFonts w:ascii="Times New Roman" w:hAnsi="Times New Roman"/>
                 <w:sz w:val="28"/>
               </w:rPr>
-              <w:t>53,55</w:t>
+              <w:t>54,00</w:t>
             </w:r>
           </w:p>
         </w:tc>
@@ -1374,7 +1374,7 @@
                 <w:rFonts w:ascii="Times New Roman" w:hAnsi="Times New Roman"/>
                 <w:sz w:val="28"/>
               </w:rPr>
-              <w:t>53,03</w:t>
+              <w:t>52,50</w:t>
             </w:r>
           </w:p>
         </w:tc>
@@ -1477,7 +1477,7 @@
                 <w:rFonts w:ascii="Times New Roman" w:hAnsi="Times New Roman"/>
                 <w:sz w:val="28"/>
               </w:rPr>
-              <w:t>50,92</w:t>
+              <w:t>49,50</w:t>
             </w:r>
           </w:p>
         </w:tc>
@@ -1580,7 +1580,7 @@
                 <w:rFonts w:ascii="Times New Roman" w:hAnsi="Times New Roman"/>
                 <w:sz w:val="28"/>
               </w:rPr>
-              <w:t>50,92</w:t>
+              <w:t>49,50</w:t>
             </w:r>
           </w:p>
         </w:tc>
@@ -1683,7 +1683,7 @@
                 <w:rFonts w:ascii="Times New Roman" w:hAnsi="Times New Roman"/>
                 <w:sz w:val="28"/>
               </w:rPr>
-              <w:t>48,75</w:t>
+              <w:t>49,50</w:t>
             </w:r>
           </w:p>
         </w:tc>
